--- a/Collatio/10a/1. Textos/2. Limpios/10a-E.docx
+++ b/Collatio/10a/1. Textos/2. Limpios/10a-E.docx
@@ -1,1031 +1,877 @@
 
 <file path=word/document.xml><?xml version="1.0" encoding="utf-8"?>
-<w:document xmlns:wpc="http://schemas.microsoft.com/office/word/2010/wordprocessingCanvas" xmlns:cx="http://schemas.microsoft.com/office/drawing/2014/chartex" xmlns:cx1="http://schemas.microsoft.com/office/drawing/2015/9/8/chartex" xmlns:cx2="http://schemas.microsoft.com/office/drawing/2015/10/21/chartex" xmlns:cx3="http://schemas.microsoft.com/office/drawing/2016/5/9/chartex" xmlns:cx4="http://schemas.microsoft.com/office/drawing/2016/5/10/chartex" xmlns:cx5="http://schemas.microsoft.com/office/drawing/2016/5/11/chartex" xmlns:cx6="http://schemas.microsoft.com/office/drawing/2016/5/12/chartex" xmlns:cx7="http://schemas.microsoft.com/office/drawing/2016/5/13/chartex" xmlns:cx8="http://schemas.microsoft.com/office/drawing/2016/5/14/chartex" xmlns:mc="http://schemas.openxmlformats.org/markup-compatibility/2006" xmlns:aink="http://schemas.microsoft.com/office/drawing/2016/ink" xmlns:am3d="http://schemas.microsoft.com/office/drawing/2017/model3d" xmlns:o="urn:schemas-microsoft-com:office:office" xmlns:oel="http://schemas.microsoft.com/office/2019/extlst" xmlns:r="http://schemas.openxmlformats.org/officeDocument/2006/relationships" xmlns:m="http://schemas.openxmlformats.org/officeDocument/2006/math" xmlns:v="urn:schemas-microsoft-com:vml" xmlns:wp14="http://schemas.microsoft.com/office/word/2010/wordprocessingDrawing" xmlns:wp="http://schemas.openxmlformats.org/drawingml/2006/wordprocessingDrawing" xmlns:w10="urn:schemas-microsoft-com:office:word" xmlns:w="http://schemas.openxmlformats.org/wordprocessingml/2006/main" xmlns:w14="http://schemas.microsoft.com/office/word/2010/wordml" xmlns:w15="http://schemas.microsoft.com/office/word/2012/wordml" xmlns:w16cex="http://schemas.microsoft.com/office/word/2018/wordml/cex" xmlns:w16cid="http://schemas.microsoft.com/office/word/2016/wordml/cid" xmlns:w16="http://schemas.microsoft.com/office/word/2018/wordml" xmlns:w16sdtdh="http://schemas.microsoft.com/office/word/2020/wordml/sdtdatahash" xmlns:w16se="http://schemas.microsoft.com/office/word/2015/wordml/symex" xmlns:wpg="http://schemas.microsoft.com/office/word/2010/wordprocessingGroup" xmlns:wpi="http://schemas.microsoft.com/office/word/2010/wordprocessingInk" xmlns:wne="http://schemas.microsoft.com/office/word/2006/wordml" xmlns:wps="http://schemas.microsoft.com/office/word/2010/wordprocessingShape" mc:Ignorable="w14 w15 w16se w16cid w16 w16cex w16sdtdh wp14">
+<w:document xmlns:wpc="http://schemas.microsoft.com/office/word/2010/wordprocessingCanvas" xmlns:cx="http://schemas.microsoft.com/office/drawing/2014/chartex" xmlns:cx1="http://schemas.microsoft.com/office/drawing/2015/9/8/chartex" xmlns:cx2="http://schemas.microsoft.com/office/drawing/2015/10/21/chartex" xmlns:cx3="http://schemas.microsoft.com/office/drawing/2016/5/9/chartex" xmlns:cx4="http://schemas.microsoft.com/office/drawing/2016/5/10/chartex" xmlns:cx5="http://schemas.microsoft.com/office/drawing/2016/5/11/chartex" xmlns:cx6="http://schemas.microsoft.com/office/drawing/2016/5/12/chartex" xmlns:cx7="http://schemas.microsoft.com/office/drawing/2016/5/13/chartex" xmlns:cx8="http://schemas.microsoft.com/office/drawing/2016/5/14/chartex" xmlns:mc="http://schemas.openxmlformats.org/markup-compatibility/2006" xmlns:aink="http://schemas.microsoft.com/office/drawing/2016/ink" xmlns:am3d="http://schemas.microsoft.com/office/drawing/2017/model3d" xmlns:o="urn:schemas-microsoft-com:office:office" xmlns:oel="http://schemas.microsoft.com/office/2019/extlst" xmlns:r="http://schemas.openxmlformats.org/officeDocument/2006/relationships" xmlns:m="http://schemas.openxmlformats.org/officeDocument/2006/math" xmlns:v="urn:schemas-microsoft-com:vml" xmlns:wp14="http://schemas.microsoft.com/office/word/2010/wordprocessingDrawing" xmlns:wp="http://schemas.openxmlformats.org/drawingml/2006/wordprocessingDrawing" xmlns:w10="urn:schemas-microsoft-com:office:word" xmlns:w="http://schemas.openxmlformats.org/wordprocessingml/2006/main" xmlns:w14="http://schemas.microsoft.com/office/word/2010/wordml" xmlns:w15="http://schemas.microsoft.com/office/word/2012/wordml" xmlns:w16cex="http://schemas.microsoft.com/office/word/2018/wordml/cex" xmlns:w16cid="http://schemas.microsoft.com/office/word/2016/wordml/cid" xmlns:w16="http://schemas.microsoft.com/office/word/2018/wordml" xmlns:w16du="http://schemas.microsoft.com/office/word/2023/wordml/word16du" xmlns:w16sdtdh="http://schemas.microsoft.com/office/word/2020/wordml/sdtdatahash" xmlns:w16sdtfl="http://schemas.microsoft.com/office/word/2024/wordml/sdtformatlock" xmlns:w16se="http://schemas.microsoft.com/office/word/2015/wordml/symex" xmlns:wpg="http://schemas.microsoft.com/office/word/2010/wordprocessingGroup" xmlns:wpi="http://schemas.microsoft.com/office/word/2010/wordprocessingInk" xmlns:wne="http://schemas.microsoft.com/office/word/2006/wordml" xmlns:wps="http://schemas.microsoft.com/office/word/2010/wordprocessingShape" mc:Ignorable="w14 w15 w16se w16cid w16 w16cex w16sdtdh w16sdtfl w16du wp14">
   <w:body>
     <w:p>
       <w:pPr>
         <w:rPr>
-          <w:rFonts w:ascii="Garamond" w:hAnsi="Garamond"/>
+          <w:rFonts w:ascii="Brill" w:hAnsi="Brill"/>
         </w:rPr>
       </w:pPr>
       <w:proofErr w:type="spellStart"/>
       <w:r>
         <w:rPr>
-          <w:rFonts w:ascii="Garamond" w:hAnsi="Garamond"/>
+          <w:rFonts w:ascii="Brill" w:hAnsi="Brill"/>
         </w:rPr>
         <w:t>Respondio</w:t>
       </w:r>
       <w:proofErr w:type="spellEnd"/>
       <w:r>
         <w:rPr>
-          <w:rFonts w:ascii="Garamond" w:hAnsi="Garamond"/>
+          <w:rFonts w:ascii="Brill" w:hAnsi="Brill"/>
         </w:rPr>
         <w:t xml:space="preserve"> el </w:t>
       </w:r>
       <w:proofErr w:type="spellStart"/>
       <w:r>
         <w:rPr>
-          <w:rFonts w:ascii="Garamond" w:hAnsi="Garamond"/>
+          <w:rFonts w:ascii="Brill" w:hAnsi="Brill"/>
         </w:rPr>
         <w:t>discipulo</w:t>
       </w:r>
       <w:proofErr w:type="spellEnd"/>
       <w:r>
         <w:rPr>
-          <w:rFonts w:ascii="Garamond" w:hAnsi="Garamond"/>
+          <w:rFonts w:ascii="Brill" w:hAnsi="Brill"/>
         </w:rPr>
         <w:t xml:space="preserve"> maestro ruego te que me digas </w:t>
       </w:r>
       <w:proofErr w:type="spellStart"/>
       <w:r>
         <w:rPr>
-          <w:rFonts w:ascii="Garamond" w:hAnsi="Garamond"/>
+          <w:rFonts w:ascii="Brill" w:hAnsi="Brill"/>
         </w:rPr>
         <w:t>por que</w:t>
       </w:r>
       <w:proofErr w:type="spellEnd"/>
       <w:r>
         <w:rPr>
-          <w:rFonts w:ascii="Garamond" w:hAnsi="Garamond"/>
+          <w:rFonts w:ascii="Brill" w:hAnsi="Brill"/>
         </w:rPr>
         <w:t xml:space="preserve"> </w:t>
       </w:r>
       <w:proofErr w:type="spellStart"/>
       <w:r>
         <w:rPr>
-          <w:rFonts w:ascii="Garamond" w:hAnsi="Garamond"/>
+          <w:rFonts w:ascii="Brill" w:hAnsi="Brill"/>
         </w:rPr>
         <w:t>razon</w:t>
       </w:r>
       <w:proofErr w:type="spellEnd"/>
       <w:r>
         <w:rPr>
-          <w:rFonts w:ascii="Garamond" w:hAnsi="Garamond"/>
+          <w:rFonts w:ascii="Brill" w:hAnsi="Brill"/>
         </w:rPr>
         <w:t xml:space="preserve"> quiso el nuestro señor que santa </w:t>
       </w:r>
       <w:proofErr w:type="spellStart"/>
       <w:r>
         <w:rPr>
-          <w:rFonts w:ascii="Garamond" w:hAnsi="Garamond"/>
+          <w:rFonts w:ascii="Brill" w:hAnsi="Brill"/>
         </w:rPr>
         <w:t>Maria</w:t>
       </w:r>
       <w:proofErr w:type="spellEnd"/>
       <w:r>
         <w:rPr>
-          <w:rFonts w:ascii="Garamond" w:hAnsi="Garamond"/>
+          <w:rFonts w:ascii="Brill" w:hAnsi="Brill"/>
         </w:rPr>
         <w:t xml:space="preserve"> de que el </w:t>
       </w:r>
       <w:proofErr w:type="spellStart"/>
       <w:r>
         <w:rPr>
-          <w:rFonts w:ascii="Garamond" w:hAnsi="Garamond"/>
+          <w:rFonts w:ascii="Brill" w:hAnsi="Brill"/>
         </w:rPr>
         <w:t>prisio</w:t>
       </w:r>
       <w:proofErr w:type="spellEnd"/>
       <w:r>
         <w:rPr>
-          <w:rFonts w:ascii="Garamond" w:hAnsi="Garamond"/>
+          <w:rFonts w:ascii="Brill" w:hAnsi="Brill"/>
         </w:rPr>
         <w:t xml:space="preserve"> carne fuesen virgen antes que </w:t>
       </w:r>
       <w:proofErr w:type="spellStart"/>
       <w:r>
         <w:rPr>
-          <w:rFonts w:ascii="Garamond" w:hAnsi="Garamond"/>
+          <w:rFonts w:ascii="Brill" w:hAnsi="Brill"/>
         </w:rPr>
         <w:t>concebiesen</w:t>
       </w:r>
       <w:proofErr w:type="spellEnd"/>
       <w:r>
         <w:rPr>
-          <w:rFonts w:ascii="Garamond" w:hAnsi="Garamond"/>
+          <w:rFonts w:ascii="Brill" w:hAnsi="Brill"/>
         </w:rPr>
         <w:t xml:space="preserve"> otro </w:t>
       </w:r>
       <w:proofErr w:type="spellStart"/>
       <w:r>
         <w:rPr>
-          <w:rFonts w:ascii="Garamond" w:hAnsi="Garamond"/>
+          <w:rFonts w:ascii="Brill" w:hAnsi="Brill"/>
         </w:rPr>
         <w:t>si</w:t>
       </w:r>
       <w:proofErr w:type="spellEnd"/>
       <w:r>
         <w:rPr>
-          <w:rFonts w:ascii="Garamond" w:hAnsi="Garamond"/>
+          <w:rFonts w:ascii="Brill" w:hAnsi="Brill"/>
         </w:rPr>
         <w:t xml:space="preserve"> que fuese virgen </w:t>
       </w:r>
       <w:proofErr w:type="spellStart"/>
       <w:r>
         <w:rPr>
-          <w:rFonts w:ascii="Garamond" w:hAnsi="Garamond"/>
+          <w:rFonts w:ascii="Brill" w:hAnsi="Brill"/>
         </w:rPr>
         <w:t>despues</w:t>
       </w:r>
       <w:proofErr w:type="spellEnd"/>
       <w:r>
         <w:rPr>
-          <w:rFonts w:ascii="Garamond" w:hAnsi="Garamond"/>
+          <w:rFonts w:ascii="Brill" w:hAnsi="Brill"/>
         </w:rPr>
         <w:t xml:space="preserve"> que pario </w:t>
       </w:r>
       <w:proofErr w:type="spellStart"/>
       <w:r>
         <w:rPr>
-          <w:rFonts w:ascii="Garamond" w:hAnsi="Garamond"/>
+          <w:rFonts w:ascii="Brill" w:hAnsi="Brill"/>
         </w:rPr>
         <w:t>respondio</w:t>
       </w:r>
       <w:proofErr w:type="spellEnd"/>
       <w:r>
         <w:rPr>
-          <w:rFonts w:ascii="Garamond" w:hAnsi="Garamond"/>
+          <w:rFonts w:ascii="Brill" w:hAnsi="Brill"/>
         </w:rPr>
         <w:t xml:space="preserve"> el maestro la </w:t>
       </w:r>
       <w:proofErr w:type="spellStart"/>
       <w:r>
         <w:rPr>
-          <w:rFonts w:ascii="Garamond" w:hAnsi="Garamond"/>
+          <w:rFonts w:ascii="Brill" w:hAnsi="Brill"/>
         </w:rPr>
         <w:t>razon</w:t>
       </w:r>
       <w:proofErr w:type="spellEnd"/>
       <w:r>
         <w:rPr>
-          <w:rFonts w:ascii="Garamond" w:hAnsi="Garamond"/>
+          <w:rFonts w:ascii="Brill" w:hAnsi="Brill"/>
         </w:rPr>
         <w:t xml:space="preserve"> </w:t>
       </w:r>
       <w:proofErr w:type="spellStart"/>
       <w:r>
         <w:rPr>
-          <w:rFonts w:ascii="Garamond" w:hAnsi="Garamond"/>
+          <w:rFonts w:ascii="Brill" w:hAnsi="Brill"/>
         </w:rPr>
         <w:t>por que</w:t>
       </w:r>
       <w:proofErr w:type="spellEnd"/>
       <w:r>
         <w:rPr>
-          <w:rFonts w:ascii="Garamond" w:hAnsi="Garamond"/>
-        </w:rPr>
-        <w:t xml:space="preserve"> lo dios fizo fue esta que te yo </w:t>
-      </w:r>
-      <w:proofErr w:type="spellStart"/>
-      <w:r>
-        <w:rPr>
-          <w:rFonts w:ascii="Garamond" w:hAnsi="Garamond"/>
-        </w:rPr>
-        <w:t>agora</w:t>
-      </w:r>
-      <w:proofErr w:type="spellEnd"/>
-      <w:r>
-        <w:rPr>
-          <w:rFonts w:ascii="Garamond" w:hAnsi="Garamond"/>
+          <w:rFonts w:ascii="Brill" w:hAnsi="Brill"/>
+        </w:rPr>
+        <w:t xml:space="preserve"> lo dios fizo fue esta que te yo agora </w:t>
+      </w:r>
+      <w:proofErr w:type="spellStart"/>
+      <w:r>
+        <w:rPr>
+          <w:rFonts w:ascii="Brill" w:hAnsi="Brill"/>
+        </w:rPr>
+        <w:t>dire</w:t>
+      </w:r>
+      <w:proofErr w:type="spellEnd"/>
+      <w:r>
+        <w:rPr>
+          <w:rFonts w:ascii="Brill" w:hAnsi="Brill"/>
+        </w:rPr>
+        <w:t xml:space="preserve"> sepas que </w:t>
+      </w:r>
+      <w:proofErr w:type="spellStart"/>
+      <w:r>
+        <w:rPr>
+          <w:rFonts w:ascii="Brill" w:hAnsi="Brill"/>
+        </w:rPr>
+        <w:t>quando</w:t>
+      </w:r>
+      <w:proofErr w:type="spellEnd"/>
+      <w:r>
+        <w:rPr>
+          <w:rFonts w:ascii="Brill" w:hAnsi="Brill"/>
+        </w:rPr>
+        <w:t xml:space="preserve"> Eva peco en el </w:t>
+      </w:r>
+      <w:proofErr w:type="spellStart"/>
+      <w:r>
+        <w:rPr>
+          <w:rFonts w:ascii="Brill" w:hAnsi="Brill"/>
+        </w:rPr>
+        <w:t>paraiso</w:t>
+      </w:r>
+      <w:proofErr w:type="spellEnd"/>
+      <w:r>
+        <w:rPr>
+          <w:rFonts w:ascii="Brill" w:hAnsi="Brill"/>
+        </w:rPr>
+        <w:t xml:space="preserve"> que era </w:t>
+      </w:r>
+      <w:proofErr w:type="spellStart"/>
+      <w:r>
+        <w:rPr>
+          <w:rFonts w:ascii="Brill" w:hAnsi="Brill"/>
+        </w:rPr>
+        <w:t>entonce</w:t>
+      </w:r>
+      <w:proofErr w:type="spellEnd"/>
+      <w:r>
+        <w:rPr>
+          <w:rFonts w:ascii="Brill" w:hAnsi="Brill"/>
+        </w:rPr>
+        <w:t xml:space="preserve"> virgen no </w:t>
+      </w:r>
+      <w:proofErr w:type="spellStart"/>
+      <w:r>
+        <w:rPr>
+          <w:rFonts w:ascii="Brill" w:hAnsi="Brill"/>
+        </w:rPr>
+        <w:t>abia</w:t>
+      </w:r>
+      <w:proofErr w:type="spellEnd"/>
+      <w:r>
+        <w:rPr>
+          <w:rFonts w:ascii="Brill" w:hAnsi="Brill"/>
         </w:rPr>
         <w:t xml:space="preserve"> </w:t>
       </w:r>
       <w:proofErr w:type="spellStart"/>
       <w:r>
         <w:rPr>
-          <w:rFonts w:ascii="Garamond" w:hAnsi="Garamond"/>
-        </w:rPr>
-        <w:t>dire</w:t>
-      </w:r>
-      <w:proofErr w:type="spellEnd"/>
-      <w:r>
-        <w:rPr>
-          <w:rFonts w:ascii="Garamond" w:hAnsi="Garamond"/>
-        </w:rPr>
-        <w:t xml:space="preserve"> sepas que </w:t>
-      </w:r>
-      <w:proofErr w:type="spellStart"/>
-      <w:r>
-        <w:rPr>
-          <w:rFonts w:ascii="Garamond" w:hAnsi="Garamond"/>
+          <w:rFonts w:ascii="Brill" w:hAnsi="Brill"/>
+        </w:rPr>
+        <w:t>conozido</w:t>
+      </w:r>
+      <w:proofErr w:type="spellEnd"/>
+      <w:r>
+        <w:rPr>
+          <w:rFonts w:ascii="Brill" w:hAnsi="Brill"/>
+        </w:rPr>
+        <w:t xml:space="preserve"> </w:t>
+      </w:r>
+      <w:proofErr w:type="spellStart"/>
+      <w:r>
+        <w:rPr>
+          <w:rFonts w:ascii="Brill" w:hAnsi="Brill"/>
+        </w:rPr>
+        <w:t>Adan</w:t>
+      </w:r>
+      <w:proofErr w:type="spellEnd"/>
+      <w:r>
+        <w:rPr>
+          <w:rFonts w:ascii="Brill" w:hAnsi="Brill"/>
+        </w:rPr>
+        <w:t xml:space="preserve"> su marido nin a </w:t>
+      </w:r>
+      <w:proofErr w:type="spellStart"/>
+      <w:r>
+        <w:rPr>
+          <w:rFonts w:ascii="Brill" w:hAnsi="Brill"/>
+        </w:rPr>
+        <w:t>Adan</w:t>
+      </w:r>
+      <w:proofErr w:type="spellEnd"/>
+      <w:r>
+        <w:rPr>
+          <w:rFonts w:ascii="Brill" w:hAnsi="Brill"/>
+        </w:rPr>
+        <w:t xml:space="preserve"> non </w:t>
+      </w:r>
+      <w:proofErr w:type="spellStart"/>
+      <w:r>
+        <w:rPr>
+          <w:rFonts w:ascii="Brill" w:hAnsi="Brill"/>
+        </w:rPr>
+        <w:t>conocio</w:t>
+      </w:r>
+      <w:proofErr w:type="spellEnd"/>
+      <w:r>
+        <w:rPr>
+          <w:rFonts w:ascii="Brill" w:hAnsi="Brill"/>
+        </w:rPr>
+        <w:t xml:space="preserve"> a ella como marido deve </w:t>
+      </w:r>
+      <w:proofErr w:type="spellStart"/>
+      <w:r>
+        <w:rPr>
+          <w:rFonts w:ascii="Brill" w:hAnsi="Brill"/>
+        </w:rPr>
+        <w:t>conozer</w:t>
+      </w:r>
+      <w:proofErr w:type="spellEnd"/>
+      <w:r>
+        <w:rPr>
+          <w:rFonts w:ascii="Brill" w:hAnsi="Brill"/>
+        </w:rPr>
+        <w:t xml:space="preserve"> a su muger ca antes non </w:t>
+      </w:r>
+      <w:proofErr w:type="spellStart"/>
+      <w:r>
+        <w:rPr>
+          <w:rFonts w:ascii="Brill" w:hAnsi="Brill"/>
+        </w:rPr>
+        <w:t>sabian</w:t>
+      </w:r>
+      <w:proofErr w:type="spellEnd"/>
+      <w:r>
+        <w:rPr>
+          <w:rFonts w:ascii="Brill" w:hAnsi="Brill"/>
+        </w:rPr>
+        <w:t xml:space="preserve"> d esto ninguna </w:t>
+      </w:r>
+      <w:proofErr w:type="spellStart"/>
+      <w:r>
+        <w:rPr>
+          <w:rFonts w:ascii="Brill" w:hAnsi="Brill"/>
+        </w:rPr>
+        <w:t>verguença</w:t>
+      </w:r>
+      <w:proofErr w:type="spellEnd"/>
+      <w:r>
+        <w:rPr>
+          <w:rFonts w:ascii="Brill" w:hAnsi="Brill"/>
+        </w:rPr>
+        <w:t xml:space="preserve"> </w:t>
+      </w:r>
+      <w:proofErr w:type="spellStart"/>
+      <w:r>
+        <w:rPr>
+          <w:rFonts w:ascii="Brill" w:hAnsi="Brill"/>
+        </w:rPr>
+        <w:t>avia</w:t>
+      </w:r>
+      <w:proofErr w:type="spellEnd"/>
+      <w:r>
+        <w:rPr>
+          <w:rFonts w:ascii="Brill" w:hAnsi="Brill"/>
+        </w:rPr>
+        <w:t xml:space="preserve"> de lo que </w:t>
+      </w:r>
+      <w:proofErr w:type="spellStart"/>
+      <w:r>
+        <w:rPr>
+          <w:rFonts w:ascii="Brill" w:hAnsi="Brill"/>
+        </w:rPr>
+        <w:t>traia</w:t>
+      </w:r>
+      <w:proofErr w:type="spellEnd"/>
+      <w:r>
+        <w:rPr>
+          <w:rFonts w:ascii="Brill" w:hAnsi="Brill"/>
+        </w:rPr>
+        <w:t xml:space="preserve"> cada uno d ellos consigo e </w:t>
+      </w:r>
+      <w:proofErr w:type="spellStart"/>
+      <w:r>
+        <w:rPr>
+          <w:rFonts w:ascii="Brill" w:hAnsi="Brill"/>
+        </w:rPr>
+        <w:t>despues</w:t>
+      </w:r>
+      <w:proofErr w:type="spellEnd"/>
+      <w:r>
+        <w:rPr>
+          <w:rFonts w:ascii="Brill" w:hAnsi="Brill"/>
+        </w:rPr>
+        <w:t xml:space="preserve"> que fueron echados del </w:t>
+      </w:r>
+      <w:proofErr w:type="spellStart"/>
+      <w:r>
+        <w:rPr>
+          <w:rFonts w:ascii="Brill" w:hAnsi="Brill"/>
+        </w:rPr>
+        <w:t>paraiso</w:t>
+      </w:r>
+      <w:proofErr w:type="spellEnd"/>
+      <w:r>
+        <w:rPr>
+          <w:rFonts w:ascii="Brill" w:hAnsi="Brill"/>
+        </w:rPr>
+        <w:t xml:space="preserve"> engendro el uno con el otro e de </w:t>
+      </w:r>
+      <w:proofErr w:type="spellStart"/>
+      <w:r>
+        <w:rPr>
+          <w:rFonts w:ascii="Brill" w:hAnsi="Brill"/>
+        </w:rPr>
+        <w:t>alli</w:t>
+      </w:r>
+      <w:proofErr w:type="spellEnd"/>
+      <w:r>
+        <w:rPr>
+          <w:rFonts w:ascii="Brill" w:hAnsi="Brill"/>
+        </w:rPr>
+        <w:t xml:space="preserve"> adelante ovieron sus fijos e </w:t>
+      </w:r>
+      <w:proofErr w:type="spellStart"/>
+      <w:r>
+        <w:rPr>
+          <w:rFonts w:ascii="Brill" w:hAnsi="Brill"/>
+        </w:rPr>
+        <w:t>por que</w:t>
+      </w:r>
+      <w:proofErr w:type="spellEnd"/>
+      <w:r>
+        <w:rPr>
+          <w:rFonts w:ascii="Brill" w:hAnsi="Brill"/>
+        </w:rPr>
+        <w:t xml:space="preserve"> </w:t>
+      </w:r>
+      <w:proofErr w:type="spellStart"/>
+      <w:r>
+        <w:rPr>
+          <w:rFonts w:ascii="Brill" w:hAnsi="Brill"/>
         </w:rPr>
         <w:t>quando</w:t>
       </w:r>
       <w:proofErr w:type="spellEnd"/>
       <w:r>
         <w:rPr>
-          <w:rFonts w:ascii="Garamond" w:hAnsi="Garamond"/>
-        </w:rPr>
-        <w:t xml:space="preserve"> Eva peco en el </w:t>
-      </w:r>
-      <w:proofErr w:type="spellStart"/>
-      <w:r>
-        <w:rPr>
-          <w:rFonts w:ascii="Garamond" w:hAnsi="Garamond"/>
-        </w:rPr>
-        <w:t>paraiso</w:t>
-      </w:r>
-      <w:proofErr w:type="spellEnd"/>
-      <w:r>
-        <w:rPr>
-          <w:rFonts w:ascii="Garamond" w:hAnsi="Garamond"/>
-        </w:rPr>
-        <w:t xml:space="preserve"> que era </w:t>
-      </w:r>
-      <w:proofErr w:type="spellStart"/>
-      <w:r>
-        <w:rPr>
-          <w:rFonts w:ascii="Garamond" w:hAnsi="Garamond"/>
-        </w:rPr>
-        <w:t>entonce</w:t>
-      </w:r>
-      <w:proofErr w:type="spellEnd"/>
-      <w:r>
-        <w:rPr>
-          <w:rFonts w:ascii="Garamond" w:hAnsi="Garamond"/>
-        </w:rPr>
-        <w:t xml:space="preserve"> virgen no </w:t>
-      </w:r>
-      <w:proofErr w:type="spellStart"/>
-      <w:r>
-        <w:rPr>
-          <w:rFonts w:ascii="Garamond" w:hAnsi="Garamond"/>
-        </w:rPr>
-        <w:t>abia</w:t>
-      </w:r>
-      <w:proofErr w:type="spellEnd"/>
-      <w:r>
-        <w:rPr>
-          <w:rFonts w:ascii="Garamond" w:hAnsi="Garamond"/>
+          <w:rFonts w:ascii="Brill" w:hAnsi="Brill"/>
+        </w:rPr>
+        <w:t xml:space="preserve"> este </w:t>
+      </w:r>
+      <w:proofErr w:type="spellStart"/>
+      <w:r>
+        <w:rPr>
+          <w:rFonts w:ascii="Brill" w:hAnsi="Brill"/>
+        </w:rPr>
+        <w:t>peccado</w:t>
+      </w:r>
+      <w:proofErr w:type="spellEnd"/>
+      <w:r>
+        <w:rPr>
+          <w:rFonts w:ascii="Brill" w:hAnsi="Brill"/>
+        </w:rPr>
+        <w:t xml:space="preserve"> que vos </w:t>
+      </w:r>
+      <w:proofErr w:type="spellStart"/>
+      <w:r>
+        <w:rPr>
+          <w:rFonts w:ascii="Brill" w:hAnsi="Brill"/>
+        </w:rPr>
+        <w:t>deximos</w:t>
+      </w:r>
+      <w:proofErr w:type="spellEnd"/>
+      <w:r>
+        <w:rPr>
+          <w:rFonts w:ascii="Brill" w:hAnsi="Brill"/>
+        </w:rPr>
+        <w:t xml:space="preserve"> que hizo Eva era ella virgen por eso quiso nuestro señor </w:t>
+      </w:r>
+      <w:proofErr w:type="spellStart"/>
+      <w:r>
+        <w:rPr>
+          <w:rFonts w:ascii="Brill" w:hAnsi="Brill"/>
+        </w:rPr>
+        <w:t>quando</w:t>
+      </w:r>
+      <w:proofErr w:type="spellEnd"/>
+      <w:r>
+        <w:rPr>
+          <w:rFonts w:ascii="Brill" w:hAnsi="Brill"/>
+        </w:rPr>
+        <w:t xml:space="preserve"> vino a </w:t>
+      </w:r>
+      <w:proofErr w:type="spellStart"/>
+      <w:r>
+        <w:rPr>
+          <w:rFonts w:ascii="Brill" w:hAnsi="Brill"/>
+        </w:rPr>
+        <w:t>salbar</w:t>
+      </w:r>
+      <w:proofErr w:type="spellEnd"/>
+      <w:r>
+        <w:rPr>
+          <w:rFonts w:ascii="Brill" w:hAnsi="Brill"/>
+        </w:rPr>
+        <w:t xml:space="preserve"> este </w:t>
+      </w:r>
+      <w:proofErr w:type="spellStart"/>
+      <w:r>
+        <w:rPr>
+          <w:rFonts w:ascii="Brill" w:hAnsi="Brill"/>
+        </w:rPr>
+        <w:t>peccado</w:t>
+      </w:r>
+      <w:proofErr w:type="spellEnd"/>
+      <w:r>
+        <w:rPr>
+          <w:rFonts w:ascii="Brill" w:hAnsi="Brill"/>
+        </w:rPr>
+        <w:t xml:space="preserve"> en la </w:t>
+      </w:r>
+      <w:proofErr w:type="spellStart"/>
+      <w:r>
+        <w:rPr>
+          <w:rFonts w:ascii="Brill" w:hAnsi="Brill"/>
+        </w:rPr>
+        <w:t>encarnacion</w:t>
+      </w:r>
+      <w:proofErr w:type="spellEnd"/>
+      <w:r>
+        <w:rPr>
+          <w:rFonts w:ascii="Brill" w:hAnsi="Brill"/>
+        </w:rPr>
+        <w:t xml:space="preserve"> que el tomo en </w:t>
+      </w:r>
+      <w:proofErr w:type="spellStart"/>
+      <w:r>
+        <w:rPr>
+          <w:rFonts w:ascii="Brill" w:hAnsi="Brill"/>
+        </w:rPr>
+        <w:t>sancta</w:t>
+      </w:r>
+      <w:proofErr w:type="spellEnd"/>
+      <w:r>
+        <w:rPr>
+          <w:rFonts w:ascii="Brill" w:hAnsi="Brill"/>
         </w:rPr>
         <w:t xml:space="preserve"> </w:t>
       </w:r>
       <w:proofErr w:type="spellStart"/>
       <w:r>
         <w:rPr>
-          <w:rFonts w:ascii="Garamond" w:hAnsi="Garamond"/>
-        </w:rPr>
-        <w:t>conozido</w:t>
-      </w:r>
-      <w:proofErr w:type="spellEnd"/>
-      <w:r>
-        <w:rPr>
-          <w:rFonts w:ascii="Garamond" w:hAnsi="Garamond"/>
+          <w:rFonts w:ascii="Brill" w:hAnsi="Brill"/>
+        </w:rPr>
+        <w:t>Maria</w:t>
+      </w:r>
+      <w:proofErr w:type="spellEnd"/>
+      <w:r>
+        <w:rPr>
+          <w:rFonts w:ascii="Brill" w:hAnsi="Brill"/>
+        </w:rPr>
+        <w:t xml:space="preserve"> su madre que fuese virgen tan </w:t>
+      </w:r>
+      <w:proofErr w:type="spellStart"/>
+      <w:r>
+        <w:rPr>
+          <w:rFonts w:ascii="Brill" w:hAnsi="Brill"/>
+        </w:rPr>
+        <w:t>vuena</w:t>
+      </w:r>
+      <w:proofErr w:type="spellEnd"/>
+      <w:r>
+        <w:rPr>
+          <w:rFonts w:ascii="Brill" w:hAnsi="Brill"/>
+        </w:rPr>
+        <w:t xml:space="preserve"> e tan </w:t>
+      </w:r>
+      <w:proofErr w:type="spellStart"/>
+      <w:r>
+        <w:rPr>
+          <w:rFonts w:ascii="Brill" w:hAnsi="Brill"/>
+        </w:rPr>
+        <w:t>conplida</w:t>
+      </w:r>
+      <w:proofErr w:type="spellEnd"/>
+      <w:r>
+        <w:rPr>
+          <w:rFonts w:ascii="Brill" w:hAnsi="Brill"/>
+        </w:rPr>
+        <w:t xml:space="preserve"> como ella fue en fecho y en voluntad e de</w:t>
+      </w:r>
+      <w:r>
+        <w:rPr>
+          <w:rFonts w:ascii="Brill" w:hAnsi="Brill"/>
         </w:rPr>
         <w:t xml:space="preserve"> </w:t>
       </w:r>
       <w:proofErr w:type="spellStart"/>
       <w:r>
         <w:rPr>
-          <w:rFonts w:ascii="Garamond" w:hAnsi="Garamond"/>
-        </w:rPr>
-        <w:t>Adan</w:t>
-      </w:r>
-      <w:proofErr w:type="spellEnd"/>
-      <w:r>
-        <w:rPr>
-          <w:rFonts w:ascii="Garamond" w:hAnsi="Garamond"/>
-        </w:rPr>
-        <w:t xml:space="preserve"> su marido </w:t>
-      </w:r>
-      <w:proofErr w:type="spellStart"/>
-      <w:r>
-        <w:rPr>
-          <w:rFonts w:ascii="Garamond" w:hAnsi="Garamond"/>
-        </w:rPr>
-        <w:t>nin</w:t>
-      </w:r>
-      <w:proofErr w:type="spellEnd"/>
-      <w:r>
-        <w:rPr>
-          <w:rFonts w:ascii="Garamond" w:hAnsi="Garamond"/>
-        </w:rPr>
-        <w:t xml:space="preserve"> a </w:t>
-      </w:r>
-      <w:proofErr w:type="spellStart"/>
-      <w:r>
-        <w:rPr>
-          <w:rFonts w:ascii="Garamond" w:hAnsi="Garamond"/>
-        </w:rPr>
-        <w:t>Adan</w:t>
-      </w:r>
-      <w:proofErr w:type="spellEnd"/>
-      <w:r>
-        <w:rPr>
-          <w:rFonts w:ascii="Garamond" w:hAnsi="Garamond"/>
-        </w:rPr>
-        <w:t xml:space="preserve"> non </w:t>
-      </w:r>
-      <w:proofErr w:type="spellStart"/>
-      <w:r>
-        <w:rPr>
-          <w:rFonts w:ascii="Garamond" w:hAnsi="Garamond"/>
-        </w:rPr>
-        <w:t>conocio</w:t>
-      </w:r>
-      <w:proofErr w:type="spellEnd"/>
-      <w:r>
-        <w:rPr>
-          <w:rFonts w:ascii="Garamond" w:hAnsi="Garamond"/>
-        </w:rPr>
-        <w:t xml:space="preserve"> a ella como marido </w:t>
-      </w:r>
-      <w:proofErr w:type="spellStart"/>
-      <w:r>
-        <w:rPr>
-          <w:rFonts w:ascii="Garamond" w:hAnsi="Garamond"/>
-        </w:rPr>
-        <w:t>deve</w:t>
-      </w:r>
-      <w:proofErr w:type="spellEnd"/>
-      <w:r>
-        <w:rPr>
-          <w:rFonts w:ascii="Garamond" w:hAnsi="Garamond"/>
+          <w:rFonts w:ascii="Brill" w:hAnsi="Brill"/>
+        </w:rPr>
+        <w:t>mas</w:t>
+      </w:r>
+      <w:proofErr w:type="spellEnd"/>
+      <w:r>
+        <w:rPr>
+          <w:rFonts w:ascii="Brill" w:hAnsi="Brill"/>
+        </w:rPr>
+        <w:t xml:space="preserve"> d esto quiso el nuestro señor que fincase virgen </w:t>
+      </w:r>
+      <w:proofErr w:type="spellStart"/>
+      <w:r>
+        <w:rPr>
+          <w:rFonts w:ascii="Brill" w:hAnsi="Brill"/>
+        </w:rPr>
+        <w:t>despues</w:t>
+      </w:r>
+      <w:proofErr w:type="spellEnd"/>
+      <w:r>
+        <w:rPr>
+          <w:rFonts w:ascii="Brill" w:hAnsi="Brill"/>
+        </w:rPr>
+        <w:t xml:space="preserve"> del parto y por toda </w:t>
+      </w:r>
+      <w:proofErr w:type="spellStart"/>
+      <w:r>
+        <w:rPr>
+          <w:rFonts w:ascii="Brill" w:hAnsi="Brill"/>
+        </w:rPr>
+        <w:t>via</w:t>
+      </w:r>
+      <w:proofErr w:type="spellEnd"/>
+      <w:r>
+        <w:rPr>
+          <w:rFonts w:ascii="Brill" w:hAnsi="Brill"/>
+        </w:rPr>
+        <w:t xml:space="preserve"> esto por dos cosas la primera por mostrar el su poder </w:t>
+      </w:r>
+      <w:proofErr w:type="spellStart"/>
+      <w:r>
+        <w:rPr>
+          <w:rFonts w:ascii="Brill" w:hAnsi="Brill"/>
+        </w:rPr>
+        <w:t>quan</w:t>
+      </w:r>
+      <w:proofErr w:type="spellEnd"/>
+      <w:r>
+        <w:rPr>
+          <w:rFonts w:ascii="Brill" w:hAnsi="Brill"/>
+        </w:rPr>
+        <w:t xml:space="preserve"> grande era en poder lo fazer ca </w:t>
+      </w:r>
+      <w:proofErr w:type="spellStart"/>
+      <w:r>
+        <w:rPr>
+          <w:rFonts w:ascii="Brill" w:hAnsi="Brill"/>
+        </w:rPr>
+        <w:t>vien</w:t>
+      </w:r>
+      <w:proofErr w:type="spellEnd"/>
+      <w:r>
+        <w:rPr>
+          <w:rFonts w:ascii="Brill" w:hAnsi="Brill"/>
+        </w:rPr>
+        <w:t xml:space="preserve"> falla ombre que pueda la muger concebir </w:t>
+      </w:r>
+      <w:proofErr w:type="spellStart"/>
+      <w:r>
+        <w:rPr>
+          <w:rFonts w:ascii="Brill" w:hAnsi="Brill"/>
+        </w:rPr>
+        <w:t>seyendo</w:t>
+      </w:r>
+      <w:proofErr w:type="spellEnd"/>
+      <w:r>
+        <w:rPr>
+          <w:rFonts w:ascii="Brill" w:hAnsi="Brill"/>
+        </w:rPr>
+        <w:t xml:space="preserve"> virgen </w:t>
+      </w:r>
+      <w:proofErr w:type="spellStart"/>
+      <w:r>
+        <w:rPr>
+          <w:rFonts w:ascii="Brill" w:hAnsi="Brill"/>
+        </w:rPr>
+        <w:t>mas</w:t>
+      </w:r>
+      <w:proofErr w:type="spellEnd"/>
+      <w:r>
+        <w:rPr>
+          <w:rFonts w:ascii="Brill" w:hAnsi="Brill"/>
         </w:rPr>
         <w:t xml:space="preserve"> </w:t>
       </w:r>
       <w:proofErr w:type="spellStart"/>
       <w:r>
         <w:rPr>
-          <w:rFonts w:ascii="Garamond" w:hAnsi="Garamond"/>
-        </w:rPr>
-        <w:t>conozer</w:t>
-      </w:r>
-      <w:proofErr w:type="spellEnd"/>
-      <w:r>
-        <w:rPr>
-          <w:rFonts w:ascii="Garamond" w:hAnsi="Garamond"/>
-        </w:rPr>
-        <w:t xml:space="preserve"> a su </w:t>
-      </w:r>
-      <w:proofErr w:type="spellStart"/>
-      <w:r>
-        <w:rPr>
-          <w:rFonts w:ascii="Garamond" w:hAnsi="Garamond"/>
-        </w:rPr>
-        <w:t>muger</w:t>
-      </w:r>
-      <w:proofErr w:type="spellEnd"/>
-      <w:r>
-        <w:rPr>
-          <w:rFonts w:ascii="Garamond" w:hAnsi="Garamond"/>
-        </w:rPr>
-        <w:t xml:space="preserve"> ca antes non </w:t>
-      </w:r>
-      <w:proofErr w:type="spellStart"/>
-      <w:r>
-        <w:rPr>
-          <w:rFonts w:ascii="Garamond" w:hAnsi="Garamond"/>
-        </w:rPr>
-        <w:t>sabian</w:t>
-      </w:r>
-      <w:proofErr w:type="spellEnd"/>
-      <w:r>
-        <w:rPr>
-          <w:rFonts w:ascii="Garamond" w:hAnsi="Garamond"/>
-        </w:rPr>
-        <w:t xml:space="preserve"> d esto ninguna </w:t>
-      </w:r>
-      <w:proofErr w:type="spellStart"/>
-      <w:r>
-        <w:rPr>
-          <w:rFonts w:ascii="Garamond" w:hAnsi="Garamond"/>
-        </w:rPr>
-        <w:t>verguença</w:t>
-      </w:r>
-      <w:proofErr w:type="spellEnd"/>
-      <w:r>
-        <w:rPr>
-          <w:rFonts w:ascii="Garamond" w:hAnsi="Garamond"/>
+          <w:rFonts w:ascii="Brill" w:hAnsi="Brill"/>
+        </w:rPr>
+        <w:t>segun</w:t>
+      </w:r>
+      <w:proofErr w:type="spellEnd"/>
+      <w:r>
+        <w:rPr>
+          <w:rFonts w:ascii="Brill" w:hAnsi="Brill"/>
+        </w:rPr>
+        <w:t xml:space="preserve"> natura non puede parir que se no aya a </w:t>
+      </w:r>
+      <w:proofErr w:type="spellStart"/>
+      <w:r>
+        <w:rPr>
+          <w:rFonts w:ascii="Brill" w:hAnsi="Brill"/>
+        </w:rPr>
+        <w:t>corronper</w:t>
+      </w:r>
+      <w:proofErr w:type="spellEnd"/>
+      <w:r>
+        <w:rPr>
+          <w:rFonts w:ascii="Brill" w:hAnsi="Brill"/>
+        </w:rPr>
+        <w:t xml:space="preserve"> esto quiso fazer el nuestro señor por miraglo por nos demostrar </w:t>
+      </w:r>
+      <w:proofErr w:type="spellStart"/>
+      <w:r>
+        <w:rPr>
+          <w:rFonts w:ascii="Brill" w:hAnsi="Brill"/>
+        </w:rPr>
+        <w:t>quan</w:t>
+      </w:r>
+      <w:proofErr w:type="spellEnd"/>
+      <w:r>
+        <w:rPr>
+          <w:rFonts w:ascii="Brill" w:hAnsi="Brill"/>
+        </w:rPr>
+        <w:t xml:space="preserve"> maño es el su poder e la segunda lo fizo por su </w:t>
+      </w:r>
+      <w:proofErr w:type="spellStart"/>
+      <w:r>
+        <w:rPr>
+          <w:rFonts w:ascii="Brill" w:hAnsi="Brill"/>
+        </w:rPr>
+        <w:t>vondad</w:t>
+      </w:r>
+      <w:proofErr w:type="spellEnd"/>
+      <w:r>
+        <w:rPr>
+          <w:rFonts w:ascii="Brill" w:hAnsi="Brill"/>
+        </w:rPr>
+        <w:t xml:space="preserve"> d ella </w:t>
+      </w:r>
+      <w:proofErr w:type="spellStart"/>
+      <w:r>
+        <w:rPr>
+          <w:rFonts w:ascii="Brill" w:hAnsi="Brill"/>
+        </w:rPr>
+        <w:t>por que</w:t>
+      </w:r>
+      <w:proofErr w:type="spellEnd"/>
+      <w:r>
+        <w:rPr>
+          <w:rFonts w:ascii="Brill" w:hAnsi="Brill"/>
         </w:rPr>
         <w:t xml:space="preserve"> </w:t>
       </w:r>
       <w:proofErr w:type="spellStart"/>
       <w:r>
         <w:rPr>
-          <w:rFonts w:ascii="Garamond" w:hAnsi="Garamond"/>
-        </w:rPr>
-        <w:t>avia</w:t>
-      </w:r>
-      <w:proofErr w:type="spellEnd"/>
-      <w:r>
-        <w:rPr>
-          <w:rFonts w:ascii="Garamond" w:hAnsi="Garamond"/>
-        </w:rPr>
-        <w:t xml:space="preserve"> de lo que </w:t>
-      </w:r>
-      <w:proofErr w:type="spellStart"/>
-      <w:r>
-        <w:rPr>
-          <w:rFonts w:ascii="Garamond" w:hAnsi="Garamond"/>
-        </w:rPr>
-        <w:t>traia</w:t>
-      </w:r>
-      <w:proofErr w:type="spellEnd"/>
-      <w:r>
-        <w:rPr>
-          <w:rFonts w:ascii="Garamond" w:hAnsi="Garamond"/>
-        </w:rPr>
-        <w:t xml:space="preserve"> cada uno d ellos consigo e </w:t>
-      </w:r>
-      <w:proofErr w:type="spellStart"/>
-      <w:r>
-        <w:rPr>
-          <w:rFonts w:ascii="Garamond" w:hAnsi="Garamond"/>
-        </w:rPr>
-        <w:t>despues</w:t>
-      </w:r>
-      <w:proofErr w:type="spellEnd"/>
-      <w:r>
-        <w:rPr>
-          <w:rFonts w:ascii="Garamond" w:hAnsi="Garamond"/>
-        </w:rPr>
-        <w:t xml:space="preserve"> que fueron echados del </w:t>
-      </w:r>
-      <w:proofErr w:type="spellStart"/>
-      <w:r>
-        <w:rPr>
-          <w:rFonts w:ascii="Garamond" w:hAnsi="Garamond"/>
-        </w:rPr>
-        <w:t>paraiso</w:t>
-      </w:r>
-      <w:proofErr w:type="spellEnd"/>
-      <w:r>
-        <w:rPr>
-          <w:rFonts w:ascii="Garamond" w:hAnsi="Garamond"/>
-        </w:rPr>
-        <w:t xml:space="preserve"> engendro el uno con el otro e de </w:t>
-      </w:r>
-      <w:proofErr w:type="spellStart"/>
-      <w:r>
-        <w:rPr>
-          <w:rFonts w:ascii="Garamond" w:hAnsi="Garamond"/>
-        </w:rPr>
-        <w:t>alli</w:t>
-      </w:r>
-      <w:proofErr w:type="spellEnd"/>
-      <w:r>
-        <w:rPr>
-          <w:rFonts w:ascii="Garamond" w:hAnsi="Garamond"/>
-        </w:rPr>
-        <w:t xml:space="preserve"> adelante </w:t>
-      </w:r>
-      <w:proofErr w:type="spellStart"/>
-      <w:r>
-        <w:rPr>
-          <w:rFonts w:ascii="Garamond" w:hAnsi="Garamond"/>
-        </w:rPr>
-        <w:t>ovieron</w:t>
-      </w:r>
-      <w:proofErr w:type="spellEnd"/>
-      <w:r>
-        <w:rPr>
-          <w:rFonts w:ascii="Garamond" w:hAnsi="Garamond"/>
-        </w:rPr>
-        <w:t xml:space="preserve"> sus fijos e </w:t>
-      </w:r>
-      <w:proofErr w:type="spellStart"/>
-      <w:r>
-        <w:rPr>
-          <w:rFonts w:ascii="Garamond" w:hAnsi="Garamond"/>
-        </w:rPr>
-        <w:t>por que</w:t>
-      </w:r>
-      <w:proofErr w:type="spellEnd"/>
-      <w:r>
-        <w:rPr>
-          <w:rFonts w:ascii="Garamond" w:hAnsi="Garamond"/>
+          <w:rFonts w:ascii="Brill" w:hAnsi="Brill"/>
+        </w:rPr>
+        <w:t>asi</w:t>
+      </w:r>
+      <w:proofErr w:type="spellEnd"/>
+      <w:r>
+        <w:rPr>
+          <w:rFonts w:ascii="Brill" w:hAnsi="Brill"/>
+        </w:rPr>
+        <w:t xml:space="preserve"> como ella </w:t>
+      </w:r>
+      <w:proofErr w:type="spellStart"/>
+      <w:r>
+        <w:rPr>
+          <w:rFonts w:ascii="Brill" w:hAnsi="Brill"/>
+        </w:rPr>
+        <w:t>sienpre</w:t>
+      </w:r>
+      <w:proofErr w:type="spellEnd"/>
+      <w:r>
+        <w:rPr>
+          <w:rFonts w:ascii="Brill" w:hAnsi="Brill"/>
+        </w:rPr>
+        <w:t xml:space="preserve"> fue sana sin ninguna mancilla que </w:t>
+      </w:r>
+      <w:proofErr w:type="spellStart"/>
+      <w:r>
+        <w:rPr>
+          <w:rFonts w:ascii="Brill" w:hAnsi="Brill"/>
+        </w:rPr>
+        <w:t>asi</w:t>
+      </w:r>
+      <w:proofErr w:type="spellEnd"/>
+      <w:r>
+        <w:rPr>
+          <w:rFonts w:ascii="Brill" w:hAnsi="Brill"/>
+        </w:rPr>
+        <w:t xml:space="preserve"> la </w:t>
+      </w:r>
+      <w:proofErr w:type="spellStart"/>
+      <w:r>
+        <w:rPr>
+          <w:rFonts w:ascii="Brill" w:hAnsi="Brill"/>
+        </w:rPr>
+        <w:t>queria</w:t>
+      </w:r>
+      <w:proofErr w:type="spellEnd"/>
+      <w:r>
+        <w:rPr>
+          <w:rFonts w:ascii="Brill" w:hAnsi="Brill"/>
+        </w:rPr>
+        <w:t xml:space="preserve"> guardar para </w:t>
+      </w:r>
+      <w:proofErr w:type="spellStart"/>
+      <w:r>
+        <w:rPr>
+          <w:rFonts w:ascii="Brill" w:hAnsi="Brill"/>
+        </w:rPr>
+        <w:t>si</w:t>
+      </w:r>
+      <w:proofErr w:type="spellEnd"/>
+      <w:r>
+        <w:rPr>
+          <w:rFonts w:ascii="Brill" w:hAnsi="Brill"/>
+        </w:rPr>
+        <w:t xml:space="preserve"> mismo para la </w:t>
+      </w:r>
+      <w:proofErr w:type="spellStart"/>
+      <w:r>
+        <w:rPr>
+          <w:rFonts w:ascii="Brill" w:hAnsi="Brill"/>
+        </w:rPr>
+        <w:t>llebar</w:t>
+      </w:r>
+      <w:proofErr w:type="spellEnd"/>
+      <w:r>
+        <w:rPr>
+          <w:rFonts w:ascii="Brill" w:hAnsi="Brill"/>
+        </w:rPr>
+        <w:t xml:space="preserve"> al reino celestial e poner la a su mano diestra do reina </w:t>
+      </w:r>
+      <w:proofErr w:type="spellStart"/>
+      <w:r>
+        <w:rPr>
+          <w:rFonts w:ascii="Brill" w:hAnsi="Brill"/>
+        </w:rPr>
+        <w:t>el</w:t>
+      </w:r>
+      <w:proofErr w:type="spellEnd"/>
+      <w:r>
+        <w:rPr>
+          <w:rFonts w:ascii="Brill" w:hAnsi="Brill"/>
+        </w:rPr>
+        <w:t xml:space="preserve"> y ella para </w:t>
+      </w:r>
+      <w:proofErr w:type="spellStart"/>
+      <w:r>
+        <w:rPr>
+          <w:rFonts w:ascii="Brill" w:hAnsi="Brill"/>
+        </w:rPr>
+        <w:t>sienpre</w:t>
+      </w:r>
+      <w:proofErr w:type="spellEnd"/>
+      <w:r>
+        <w:rPr>
+          <w:rFonts w:ascii="Brill" w:hAnsi="Brill"/>
         </w:rPr>
         <w:t xml:space="preserve"> </w:t>
       </w:r>
       <w:proofErr w:type="spellStart"/>
       <w:r>
         <w:rPr>
-          <w:rFonts w:ascii="Garamond" w:hAnsi="Garamond"/>
-        </w:rPr>
-        <w:t>quando</w:t>
-      </w:r>
-      <w:proofErr w:type="spellEnd"/>
-      <w:r>
-        <w:rPr>
-          <w:rFonts w:ascii="Garamond" w:hAnsi="Garamond"/>
-        </w:rPr>
-        <w:t xml:space="preserve"> este </w:t>
-      </w:r>
-      <w:proofErr w:type="spellStart"/>
-      <w:r>
-        <w:rPr>
-          <w:rFonts w:ascii="Garamond" w:hAnsi="Garamond"/>
-        </w:rPr>
-        <w:t>peccado</w:t>
-      </w:r>
-      <w:proofErr w:type="spellEnd"/>
-      <w:r>
-        <w:rPr>
-          <w:rFonts w:ascii="Garamond" w:hAnsi="Garamond"/>
-        </w:rPr>
-        <w:t xml:space="preserve"> que vos </w:t>
-      </w:r>
-      <w:proofErr w:type="spellStart"/>
-      <w:r>
-        <w:rPr>
-          <w:rFonts w:ascii="Garamond" w:hAnsi="Garamond"/>
-        </w:rPr>
-        <w:t>deximos</w:t>
-      </w:r>
-      <w:proofErr w:type="spellEnd"/>
-      <w:r>
-        <w:rPr>
-          <w:rFonts w:ascii="Garamond" w:hAnsi="Garamond"/>
-        </w:rPr>
-        <w:t xml:space="preserve"> que hizo Eva era ella virgen por eso quiso nuestro señor </w:t>
-      </w:r>
-      <w:proofErr w:type="spellStart"/>
-      <w:r>
-        <w:rPr>
-          <w:rFonts w:ascii="Garamond" w:hAnsi="Garamond"/>
-        </w:rPr>
-        <w:t>quando</w:t>
-      </w:r>
-      <w:proofErr w:type="spellEnd"/>
-      <w:r>
-        <w:rPr>
-          <w:rFonts w:ascii="Garamond" w:hAnsi="Garamond"/>
-        </w:rPr>
-        <w:t xml:space="preserve"> vino a </w:t>
-      </w:r>
-      <w:proofErr w:type="spellStart"/>
-      <w:r>
-        <w:rPr>
-          <w:rFonts w:ascii="Garamond" w:hAnsi="Garamond"/>
-        </w:rPr>
-        <w:t>salbar</w:t>
-      </w:r>
-      <w:proofErr w:type="spellEnd"/>
-      <w:r>
-        <w:rPr>
-          <w:rFonts w:ascii="Garamond" w:hAnsi="Garamond"/>
-        </w:rPr>
-        <w:t xml:space="preserve"> este </w:t>
-      </w:r>
-      <w:proofErr w:type="spellStart"/>
-      <w:r>
-        <w:rPr>
-          <w:rFonts w:ascii="Garamond" w:hAnsi="Garamond"/>
-        </w:rPr>
-        <w:t>peccado</w:t>
-      </w:r>
-      <w:proofErr w:type="spellEnd"/>
-      <w:r>
-        <w:rPr>
-          <w:rFonts w:ascii="Garamond" w:hAnsi="Garamond"/>
-        </w:rPr>
-        <w:t xml:space="preserve"> en la </w:t>
-      </w:r>
-      <w:proofErr w:type="spellStart"/>
-      <w:r>
-        <w:rPr>
-          <w:rFonts w:ascii="Garamond" w:hAnsi="Garamond"/>
-        </w:rPr>
-        <w:t>encarnacion</w:t>
-      </w:r>
-      <w:proofErr w:type="spellEnd"/>
-      <w:r>
-        <w:rPr>
-          <w:rFonts w:ascii="Garamond" w:hAnsi="Garamond"/>
-        </w:rPr>
-        <w:t xml:space="preserve"> que el tomo en </w:t>
-      </w:r>
-      <w:proofErr w:type="spellStart"/>
-      <w:r>
-        <w:rPr>
-          <w:rFonts w:ascii="Garamond" w:hAnsi="Garamond"/>
-        </w:rPr>
-        <w:t>sancta</w:t>
-      </w:r>
-      <w:proofErr w:type="spellEnd"/>
-      <w:r>
-        <w:rPr>
-          <w:rFonts w:ascii="Garamond" w:hAnsi="Garamond"/>
-        </w:rPr>
-        <w:t xml:space="preserve"> </w:t>
-      </w:r>
-      <w:proofErr w:type="spellStart"/>
-      <w:r>
-        <w:rPr>
-          <w:rFonts w:ascii="Garamond" w:hAnsi="Garamond"/>
-        </w:rPr>
-        <w:t>Maria</w:t>
-      </w:r>
-      <w:proofErr w:type="spellEnd"/>
-      <w:r>
-        <w:rPr>
-          <w:rFonts w:ascii="Garamond" w:hAnsi="Garamond"/>
-        </w:rPr>
-        <w:t xml:space="preserve"> su madre que fuese virgen tan </w:t>
-      </w:r>
-      <w:proofErr w:type="spellStart"/>
-      <w:r>
-        <w:rPr>
-          <w:rFonts w:ascii="Garamond" w:hAnsi="Garamond"/>
-        </w:rPr>
-        <w:t>vuena</w:t>
-      </w:r>
-      <w:proofErr w:type="spellEnd"/>
-      <w:r>
-        <w:rPr>
-          <w:rFonts w:ascii="Garamond" w:hAnsi="Garamond"/>
-        </w:rPr>
-        <w:t xml:space="preserve"> e tan </w:t>
-      </w:r>
-      <w:proofErr w:type="spellStart"/>
-      <w:r>
-        <w:rPr>
-          <w:rFonts w:ascii="Garamond" w:hAnsi="Garamond"/>
-        </w:rPr>
-        <w:t>conplida</w:t>
-      </w:r>
-      <w:proofErr w:type="spellEnd"/>
-      <w:r>
-        <w:rPr>
-          <w:rFonts w:ascii="Garamond" w:hAnsi="Garamond"/>
-        </w:rPr>
-        <w:t xml:space="preserve"> como ella fue en fecho y en voluntad e de</w:t>
-      </w:r>
-      <w:r>
-        <w:rPr>
-          <w:rFonts w:ascii="Garamond" w:hAnsi="Garamond"/>
-        </w:rPr>
-        <w:t xml:space="preserve"> </w:t>
-      </w:r>
-      <w:proofErr w:type="spellStart"/>
-      <w:r>
-        <w:rPr>
-          <w:rFonts w:ascii="Garamond" w:hAnsi="Garamond"/>
-        </w:rPr>
-        <w:t>mas</w:t>
-      </w:r>
-      <w:proofErr w:type="spellEnd"/>
-      <w:r>
-        <w:rPr>
-          <w:rFonts w:ascii="Garamond" w:hAnsi="Garamond"/>
-        </w:rPr>
-        <w:t xml:space="preserve"> d esto quiso el nuestro señor que fincase virgen </w:t>
-      </w:r>
-      <w:proofErr w:type="spellStart"/>
-      <w:r>
-        <w:rPr>
-          <w:rFonts w:ascii="Garamond" w:hAnsi="Garamond"/>
-        </w:rPr>
-        <w:t>despues</w:t>
-      </w:r>
-      <w:proofErr w:type="spellEnd"/>
-      <w:r>
-        <w:rPr>
-          <w:rFonts w:ascii="Garamond" w:hAnsi="Garamond"/>
-        </w:rPr>
-        <w:t xml:space="preserve"> del parto y por toda </w:t>
-      </w:r>
-      <w:proofErr w:type="spellStart"/>
-      <w:r>
-        <w:rPr>
-          <w:rFonts w:ascii="Garamond" w:hAnsi="Garamond"/>
-        </w:rPr>
-        <w:t>via</w:t>
-      </w:r>
-      <w:proofErr w:type="spellEnd"/>
-      <w:r>
-        <w:rPr>
-          <w:rFonts w:ascii="Garamond" w:hAnsi="Garamond"/>
-        </w:rPr>
-        <w:t xml:space="preserve"> esto por dos cosas la primera por mostrar el su poder </w:t>
-      </w:r>
-      <w:proofErr w:type="spellStart"/>
-      <w:r>
-        <w:rPr>
-          <w:rFonts w:ascii="Garamond" w:hAnsi="Garamond"/>
-        </w:rPr>
-        <w:t>quan</w:t>
-      </w:r>
-      <w:proofErr w:type="spellEnd"/>
-      <w:r>
-        <w:rPr>
-          <w:rFonts w:ascii="Garamond" w:hAnsi="Garamond"/>
-        </w:rPr>
-        <w:t xml:space="preserve"> grande era en poder lo </w:t>
-      </w:r>
-      <w:proofErr w:type="spellStart"/>
-      <w:r>
-        <w:rPr>
-          <w:rFonts w:ascii="Garamond" w:hAnsi="Garamond"/>
-        </w:rPr>
-        <w:t>fazer</w:t>
-      </w:r>
-      <w:proofErr w:type="spellEnd"/>
-      <w:r>
-        <w:rPr>
-          <w:rFonts w:ascii="Garamond" w:hAnsi="Garamond"/>
-        </w:rPr>
-        <w:t xml:space="preserve"> ca </w:t>
-      </w:r>
-      <w:proofErr w:type="spellStart"/>
-      <w:r>
-        <w:rPr>
-          <w:rFonts w:ascii="Garamond" w:hAnsi="Garamond"/>
-        </w:rPr>
-        <w:t>vien</w:t>
-      </w:r>
-      <w:proofErr w:type="spellEnd"/>
-      <w:r>
-        <w:rPr>
-          <w:rFonts w:ascii="Garamond" w:hAnsi="Garamond"/>
-        </w:rPr>
-        <w:t xml:space="preserve"> falla </w:t>
-      </w:r>
-      <w:proofErr w:type="spellStart"/>
-      <w:r>
-        <w:rPr>
-          <w:rFonts w:ascii="Garamond" w:hAnsi="Garamond"/>
-        </w:rPr>
-        <w:t>ombre</w:t>
-      </w:r>
-      <w:proofErr w:type="spellEnd"/>
-      <w:r>
-        <w:rPr>
-          <w:rFonts w:ascii="Garamond" w:hAnsi="Garamond"/>
-        </w:rPr>
-        <w:t xml:space="preserve"> que pueda la </w:t>
-      </w:r>
-      <w:proofErr w:type="spellStart"/>
-      <w:r>
-        <w:rPr>
-          <w:rFonts w:ascii="Garamond" w:hAnsi="Garamond"/>
-        </w:rPr>
-        <w:t>muger</w:t>
-      </w:r>
-      <w:proofErr w:type="spellEnd"/>
-      <w:r>
-        <w:rPr>
-          <w:rFonts w:ascii="Garamond" w:hAnsi="Garamond"/>
-        </w:rPr>
-        <w:t xml:space="preserve"> concebir </w:t>
-      </w:r>
-      <w:proofErr w:type="spellStart"/>
-      <w:r>
-        <w:rPr>
-          <w:rFonts w:ascii="Garamond" w:hAnsi="Garamond"/>
-        </w:rPr>
-        <w:t>seyendo</w:t>
-      </w:r>
-      <w:proofErr w:type="spellEnd"/>
-      <w:r>
-        <w:rPr>
-          <w:rFonts w:ascii="Garamond" w:hAnsi="Garamond"/>
-        </w:rPr>
-        <w:t xml:space="preserve"> virgen </w:t>
-      </w:r>
-      <w:proofErr w:type="spellStart"/>
-      <w:r>
-        <w:rPr>
-          <w:rFonts w:ascii="Garamond" w:hAnsi="Garamond"/>
-        </w:rPr>
-        <w:t>mas</w:t>
-      </w:r>
-      <w:proofErr w:type="spellEnd"/>
-      <w:r>
-        <w:rPr>
-          <w:rFonts w:ascii="Garamond" w:hAnsi="Garamond"/>
-        </w:rPr>
-        <w:t xml:space="preserve"> </w:t>
-      </w:r>
-      <w:proofErr w:type="spellStart"/>
-      <w:r>
-        <w:rPr>
-          <w:rFonts w:ascii="Garamond" w:hAnsi="Garamond"/>
-        </w:rPr>
-        <w:t>segun</w:t>
-      </w:r>
-      <w:proofErr w:type="spellEnd"/>
-      <w:r>
-        <w:rPr>
-          <w:rFonts w:ascii="Garamond" w:hAnsi="Garamond"/>
-        </w:rPr>
-        <w:t xml:space="preserve"> natura non puede parir que se no </w:t>
-      </w:r>
-      <w:proofErr w:type="spellStart"/>
-      <w:r>
-        <w:rPr>
-          <w:rFonts w:ascii="Garamond" w:hAnsi="Garamond"/>
-        </w:rPr>
-        <w:t>aya</w:t>
-      </w:r>
-      <w:proofErr w:type="spellEnd"/>
-      <w:r>
-        <w:rPr>
-          <w:rFonts w:ascii="Garamond" w:hAnsi="Garamond"/>
-        </w:rPr>
-        <w:t xml:space="preserve"> a </w:t>
-      </w:r>
-      <w:proofErr w:type="spellStart"/>
-      <w:r>
-        <w:rPr>
-          <w:rFonts w:ascii="Garamond" w:hAnsi="Garamond"/>
-        </w:rPr>
-        <w:t>corronper</w:t>
-      </w:r>
-      <w:proofErr w:type="spellEnd"/>
-      <w:r>
-        <w:rPr>
-          <w:rFonts w:ascii="Garamond" w:hAnsi="Garamond"/>
-        </w:rPr>
-        <w:t xml:space="preserve"> esto quiso </w:t>
-      </w:r>
-      <w:proofErr w:type="spellStart"/>
-      <w:r>
-        <w:rPr>
-          <w:rFonts w:ascii="Garamond" w:hAnsi="Garamond"/>
-        </w:rPr>
-        <w:t>fazer</w:t>
-      </w:r>
-      <w:proofErr w:type="spellEnd"/>
-      <w:r>
-        <w:rPr>
-          <w:rFonts w:ascii="Garamond" w:hAnsi="Garamond"/>
-        </w:rPr>
-        <w:t xml:space="preserve"> el nuestro señor por </w:t>
-      </w:r>
-      <w:proofErr w:type="spellStart"/>
-      <w:r>
-        <w:rPr>
-          <w:rFonts w:ascii="Garamond" w:hAnsi="Garamond"/>
-        </w:rPr>
-        <w:t>miraglo</w:t>
-      </w:r>
-      <w:proofErr w:type="spellEnd"/>
-      <w:r>
-        <w:rPr>
-          <w:rFonts w:ascii="Garamond" w:hAnsi="Garamond"/>
-        </w:rPr>
-        <w:t xml:space="preserve"> por nos demostrar </w:t>
-      </w:r>
-      <w:proofErr w:type="spellStart"/>
-      <w:r>
-        <w:rPr>
-          <w:rFonts w:ascii="Garamond" w:hAnsi="Garamond"/>
-        </w:rPr>
-        <w:t>quan</w:t>
-      </w:r>
-      <w:proofErr w:type="spellEnd"/>
-      <w:r>
-        <w:rPr>
-          <w:rFonts w:ascii="Garamond" w:hAnsi="Garamond"/>
-        </w:rPr>
-        <w:t xml:space="preserve"> maño es el su poder e la segunda lo fizo por su </w:t>
-      </w:r>
-      <w:proofErr w:type="spellStart"/>
-      <w:r>
-        <w:rPr>
-          <w:rFonts w:ascii="Garamond" w:hAnsi="Garamond"/>
-        </w:rPr>
-        <w:t>vondad</w:t>
-      </w:r>
-      <w:proofErr w:type="spellEnd"/>
-      <w:r>
-        <w:rPr>
-          <w:rFonts w:ascii="Garamond" w:hAnsi="Garamond"/>
-        </w:rPr>
-        <w:t xml:space="preserve"> d ella </w:t>
-      </w:r>
-      <w:proofErr w:type="spellStart"/>
-      <w:r>
-        <w:rPr>
-          <w:rFonts w:ascii="Garamond" w:hAnsi="Garamond"/>
-        </w:rPr>
-        <w:t>por que</w:t>
-      </w:r>
-      <w:proofErr w:type="spellEnd"/>
-      <w:r>
-        <w:rPr>
-          <w:rFonts w:ascii="Garamond" w:hAnsi="Garamond"/>
-        </w:rPr>
-        <w:t xml:space="preserve"> </w:t>
-      </w:r>
-      <w:proofErr w:type="spellStart"/>
-      <w:r>
-        <w:rPr>
-          <w:rFonts w:ascii="Garamond" w:hAnsi="Garamond"/>
-        </w:rPr>
-        <w:t>asi</w:t>
-      </w:r>
-      <w:proofErr w:type="spellEnd"/>
-      <w:r>
-        <w:rPr>
-          <w:rFonts w:ascii="Garamond" w:hAnsi="Garamond"/>
-        </w:rPr>
-        <w:t xml:space="preserve"> como ella </w:t>
-      </w:r>
-      <w:proofErr w:type="spellStart"/>
-      <w:r>
-        <w:rPr>
-          <w:rFonts w:ascii="Garamond" w:hAnsi="Garamond"/>
-        </w:rPr>
-        <w:t>sienpre</w:t>
-      </w:r>
-      <w:proofErr w:type="spellEnd"/>
-      <w:r>
-        <w:rPr>
-          <w:rFonts w:ascii="Garamond" w:hAnsi="Garamond"/>
-        </w:rPr>
-        <w:t xml:space="preserve"> fue sana sin ninguna mancilla que </w:t>
-      </w:r>
-      <w:proofErr w:type="spellStart"/>
-      <w:r>
-        <w:rPr>
-          <w:rFonts w:ascii="Garamond" w:hAnsi="Garamond"/>
-        </w:rPr>
-        <w:t>asi</w:t>
-      </w:r>
-      <w:proofErr w:type="spellEnd"/>
-      <w:r>
-        <w:rPr>
-          <w:rFonts w:ascii="Garamond" w:hAnsi="Garamond"/>
-        </w:rPr>
-        <w:t xml:space="preserve"> la </w:t>
-      </w:r>
-      <w:proofErr w:type="spellStart"/>
-      <w:r>
-        <w:rPr>
-          <w:rFonts w:ascii="Garamond" w:hAnsi="Garamond"/>
-        </w:rPr>
-        <w:t>queria</w:t>
-      </w:r>
-      <w:proofErr w:type="spellEnd"/>
-      <w:r>
-        <w:rPr>
-          <w:rFonts w:ascii="Garamond" w:hAnsi="Garamond"/>
-        </w:rPr>
-        <w:t xml:space="preserve"> guardar para </w:t>
-      </w:r>
-      <w:proofErr w:type="spellStart"/>
-      <w:r>
-        <w:rPr>
-          <w:rFonts w:ascii="Garamond" w:hAnsi="Garamond"/>
-        </w:rPr>
-        <w:t>si</w:t>
-      </w:r>
-      <w:proofErr w:type="spellEnd"/>
-      <w:r>
-        <w:rPr>
-          <w:rFonts w:ascii="Garamond" w:hAnsi="Garamond"/>
-        </w:rPr>
-        <w:t xml:space="preserve"> mismo para la </w:t>
-      </w:r>
-      <w:proofErr w:type="spellStart"/>
-      <w:r>
-        <w:rPr>
-          <w:rFonts w:ascii="Garamond" w:hAnsi="Garamond"/>
-        </w:rPr>
-        <w:t>llebar</w:t>
-      </w:r>
-      <w:proofErr w:type="spellEnd"/>
-      <w:r>
-        <w:rPr>
-          <w:rFonts w:ascii="Garamond" w:hAnsi="Garamond"/>
-        </w:rPr>
-        <w:t xml:space="preserve"> al reino celestial e poner la a su mano diestra do reina </w:t>
-      </w:r>
-      <w:proofErr w:type="spellStart"/>
-      <w:r>
-        <w:rPr>
-          <w:rFonts w:ascii="Garamond" w:hAnsi="Garamond"/>
-        </w:rPr>
-        <w:t>el</w:t>
-      </w:r>
-      <w:proofErr w:type="spellEnd"/>
-      <w:r>
-        <w:rPr>
-          <w:rFonts w:ascii="Garamond" w:hAnsi="Garamond"/>
-        </w:rPr>
-        <w:t xml:space="preserve"> y ella para </w:t>
-      </w:r>
-      <w:proofErr w:type="spellStart"/>
-      <w:r>
-        <w:rPr>
-          <w:rFonts w:ascii="Garamond" w:hAnsi="Garamond"/>
-        </w:rPr>
-        <w:t>sienpre</w:t>
-      </w:r>
-      <w:proofErr w:type="spellEnd"/>
-      <w:r>
-        <w:rPr>
-          <w:rFonts w:ascii="Garamond" w:hAnsi="Garamond"/>
-        </w:rPr>
-        <w:t xml:space="preserve"> </w:t>
-      </w:r>
-      <w:proofErr w:type="spellStart"/>
-      <w:r>
-        <w:rPr>
-          <w:rFonts w:ascii="Garamond" w:hAnsi="Garamond"/>
+          <w:rFonts w:ascii="Brill" w:hAnsi="Brill"/>
         </w:rPr>
         <w:t>jamas</w:t>
       </w:r>
@@ -1042,7 +888,7 @@
 </file>
 
 <file path=word/styles.xml><?xml version="1.0" encoding="utf-8"?>
-<w:styles xmlns:mc="http://schemas.openxmlformats.org/markup-compatibility/2006" xmlns:r="http://schemas.openxmlformats.org/officeDocument/2006/relationships" xmlns:w="http://schemas.openxmlformats.org/wordprocessingml/2006/main" xmlns:w14="http://schemas.microsoft.com/office/word/2010/wordml" xmlns:w15="http://schemas.microsoft.com/office/word/2012/wordml" xmlns:w16cex="http://schemas.microsoft.com/office/word/2018/wordml/cex" xmlns:w16cid="http://schemas.microsoft.com/office/word/2016/wordml/cid" xmlns:w16="http://schemas.microsoft.com/office/word/2018/wordml" xmlns:w16sdtdh="http://schemas.microsoft.com/office/word/2020/wordml/sdtdatahash" xmlns:w16se="http://schemas.microsoft.com/office/word/2015/wordml/symex" mc:Ignorable="w14 w15 w16se w16cid w16 w16cex w16sdtdh">
+<w:styles xmlns:mc="http://schemas.openxmlformats.org/markup-compatibility/2006" xmlns:r="http://schemas.openxmlformats.org/officeDocument/2006/relationships" xmlns:w="http://schemas.openxmlformats.org/wordprocessingml/2006/main" xmlns:w14="http://schemas.microsoft.com/office/word/2010/wordml" xmlns:w15="http://schemas.microsoft.com/office/word/2012/wordml" xmlns:w16cex="http://schemas.microsoft.com/office/word/2018/wordml/cex" xmlns:w16cid="http://schemas.microsoft.com/office/word/2016/wordml/cid" xmlns:w16="http://schemas.microsoft.com/office/word/2018/wordml" xmlns:w16du="http://schemas.microsoft.com/office/word/2023/wordml/word16du" xmlns:w16sdtdh="http://schemas.microsoft.com/office/word/2020/wordml/sdtdatahash" xmlns:w16sdtfl="http://schemas.microsoft.com/office/word/2024/wordml/sdtformatlock" xmlns:w16se="http://schemas.microsoft.com/office/word/2015/wordml/symex" mc:Ignorable="w14 w15 w16se w16cid w16 w16cex w16sdtdh w16sdtfl w16du">
   <w:docDefaults>
     <w:rPrDefault>
       <w:rPr>
